--- a/KHBD_Tin_học/Lớp_7/Tuần_32/KHBD_Tin_hoc_Lớp_7_Tiet32_Bai_14_Thuat_toan_tim_kiem_tuan_tu.docx
+++ b/KHBD_Tin_học/Lớp_7/Tuần_32/KHBD_Tin_hoc_Lớp_7_Tiet32_Bai_14_Thuat_toan_tim_kiem_tuan_tu.docx
@@ -359,34 +359,30 @@
     </w:p>
     <w:p>
       <w:pPr>
-        <w:spacing w:line="276" w:lineRule="auto" w:after="60" w:before="0"/>
-        <w:ind w:firstLine="0" w:left="850"/>
-        <w:jc w:val="both"/>
-      </w:pPr>
-      <w:r>
-        <w:rPr>
-          <w:rFonts w:ascii="Times New Roman" w:hAnsi="Times New Roman" w:eastAsia="Times New Roman"/>
-          <w:b w:val="0"/>
-          <w:i w:val="0"/>
-          <w:sz w:val="26"/>
-        </w:rPr>
-        <w:t>- Miền I. Khai thác dữ liệu và thông tin (thành tố 1.1. Duyệt, tìm kiếm và lọc dữ liệu, thông tin và nội dung số – Bậc 3): Khai thác thông tin số phục vụ bài học. (Đạt được thông qua Hoạt động 2)</w:t>
-      </w:r>
-    </w:p>
-    <w:p>
-      <w:pPr>
-        <w:spacing w:line="276" w:lineRule="auto" w:after="60" w:before="0"/>
-        <w:ind w:firstLine="0" w:left="850"/>
-        <w:jc w:val="both"/>
-      </w:pPr>
-      <w:r>
-        <w:rPr>
-          <w:rFonts w:ascii="Times New Roman" w:hAnsi="Times New Roman" w:eastAsia="Times New Roman"/>
-          <w:b w:val="0"/>
-          <w:i w:val="0"/>
-          <w:sz w:val="26"/>
-        </w:rPr>
-        <w:t>- Miền IV. An toàn (thành tố 4.1. Bảo vệ thiết bị và nội dung số – Bậc 3): Tuân thủ quy tắc an toàn thiết bị và bảo vệ dữ liệu. (Đạt được thông qua Hoạt động 3, Hoạt động 4)</w:t>
+        <w:spacing w:line="276" w:lineRule="auto" w:after="0" w:before="0"/>
+        <w:ind w:left="850" w:firstLine="0"/>
+        <w:jc w:val="both"/>
+      </w:pPr>
+      <w:r>
+        <w:rPr>
+          <w:rFonts w:ascii="Times New Roman" w:hAnsi="Times New Roman" w:cs="Times New Roman"/>
+          <w:sz w:val="26"/>
+        </w:rPr>
+        <w:t>- 3.4.CB3a: Liệt kê được các hướng dẫn thông thường và được xác định rõ ràng cho một hệ thống máy tính để giải quyết các vấn đề thường ngày hoặc thực hiện các tác vụ thường ngày. (Thiết kế thuật toán từng bước và xây dựng khối lệnh điều khiển chương trình). (Đạt được thông qua Hoạt động 2, Hoạt động 3)</w:t>
+      </w:r>
+    </w:p>
+    <w:p>
+      <w:pPr>
+        <w:spacing w:line="276" w:lineRule="auto" w:after="0" w:before="0"/>
+        <w:ind w:left="850" w:firstLine="0"/>
+        <w:jc w:val="both"/>
+      </w:pPr>
+      <w:r>
+        <w:rPr>
+          <w:rFonts w:ascii="Times New Roman" w:hAnsi="Times New Roman" w:cs="Times New Roman"/>
+          <w:sz w:val="26"/>
+        </w:rPr>
+        <w:t>- 5.1.CB3a: Chỉ ra được các vấn đề kỹ thuật thông thường và được xác định rõ ràng khi vận hành thiết bị và sử dụng môi trường số. (Vận dụng tư duy logic để chạy thử, phát hiện và sửa lỗi chương trình). (Đạt được thông qua Hoạt động 4)</w:t>
       </w:r>
     </w:p>
     <w:p>
